--- a/pr-preview/pr-303/chapters/word-choice-tracked-changes.docx
+++ b/pr-preview/pr-303/chapters/word-choice-tracked-changes.docx
@@ -16,7 +16,7 @@
       </w:pPr>
       <w:del w:id="1" w:author="PR Preview" w:date="2026-01-01T00:00:00Z">
         <w:r>
-          <w:delText xml:space="preserve">Last modified: 2026-10-19 01:18:03 (PDT)</w:delText>
+          <w:delText xml:space="preserve">Last modified: 2026-10-19 09:41:21 (PDT)</w:delText>
         </w:r>
       </w:del>
     </w:p>
@@ -26,7 +26,7 @@
       </w:pPr>
       <w:ins w:id="2" w:author="PR Preview" w:date="2026-01-01T00:00:00Z">
         <w:r>
-          <w:t xml:space="preserve">Last modified: 2026-10-19 02:52:31 (PDT)</w:t>
+          <w:t xml:space="preserve">Last modified: 2026-10-19 09:53:59 (PDT)</w:t>
         </w:r>
       </w:ins>
     </w:p>
@@ -1491,7 +1491,7 @@
       </w:pPr>
       <w:del w:id="3" w:author="PR Preview" w:date="2026-01-01T00:00:00Z">
         <w:r>
-          <w:delText xml:space="preserve">4 Choose each preposition on purpose</w:delText>
+          <w:delText xml:space="preserve">4 Write the full phrase</w:delText>
         </w:r>
       </w:del>
     </w:p>
@@ -1747,14 +1747,178 @@
       </w:ins>
     </w:p>
     <w:bookmarkEnd w:id="23"/>
-    <w:bookmarkStart w:id="25" w:name="choose-each-preposition-on-purpose"/>
+    <w:bookmarkStart w:id="25" w:name="write-the-full-phrase"/>
     <w:p>
       <w:pPr>
         <w:pStyle w:val="Heading2"/>
       </w:pPr>
       <w:ins w:id="44" w:author="PR Preview" w:date="2026-01-01T00:00:00Z">
         <w:r>
-          <w:t xml:space="preserve">5 Choose each preposition on purpose</w:t>
+          <w:t xml:space="preserve">5 Write the full phrase</w:t>
+        </w:r>
+      </w:ins>
+    </w:p>
+    <w:p>
+      <w:pPr>
+        <w:pStyle w:val="FirstParagraph"/>
+      </w:pPr>
+      <w:r>
+        <w:t xml:space="preserve">Do not leave out words the phrase needs to be complete.</w:t>
+      </w:r>
+      <w:r>
+        <w:t xml:space="preserve"> </w:t>
+      </w:r>
+      <w:r>
+        <w:t xml:space="preserve">A clipped phrase such as</w:t>
+      </w:r>
+      <w:r>
+        <w:t xml:space="preserve"> </w:t>
+      </w:r>
+      <w:r>
+        <w:t xml:space="preserve">“the true mean function”</w:t>
+      </w:r>
+      <w:r>
+        <w:t xml:space="preserve"> </w:t>
+      </w:r>
+      <w:r>
+        <w:t xml:space="preserve">asks the reader to supply the missing words,</w:t>
+      </w:r>
+      <w:r>
+        <w:t xml:space="preserve"> </w:t>
+      </w:r>
+      <w:r>
+        <w:t xml:space="preserve">and the reader may supply different ones than you meant.</w:t>
+      </w:r>
+      <w:r>
+        <w:t xml:space="preserve"> </w:t>
+      </w:r>
+      <w:r>
+        <w:t xml:space="preserve">Readers who are learning English, and readers who read literally, cannot always recover them.</w:t>
+      </w:r>
+      <w:r>
+        <w:t xml:space="preserve"> </w:t>
+      </w:r>
+      <w:r>
+        <w:t xml:space="preserve">Name what the object is a function of, and what it is conditional on.</w:t>
+      </w:r>
+    </w:p>
+    <w:p>
+      <w:pPr>
+        <w:pStyle w:val="BodyText"/>
+      </w:pPr>
+      <w:r>
+        <w:t xml:space="preserve">The same rule applies to symbols.</w:t>
+      </w:r>
+      <w:r>
+        <w:t xml:space="preserve"> </w:t>
+      </w:r>
+      <w:r>
+        <w:t xml:space="preserve">Write a function with its argument, such as</w:t>
+      </w:r>
+      <w:r>
+        <w:t xml:space="preserve"> </w:t>
+      </w:r>
+      <w:r>
+        <w:t xml:space="preserve">$\truemeanf{\predvar}$</w:t>
+      </w:r>
+      <w:r>
+        <w:t xml:space="preserve">, not the bare function name,</w:t>
+      </w:r>
+      <w:r>
+        <w:t xml:space="preserve"> </w:t>
+      </w:r>
+      <w:r>
+        <w:t xml:space="preserve">unless the sentence is about the function as a whole and the page has said so.</w:t>
+      </w:r>
+      <w:r>
+        <w:t xml:space="preserve"> </w:t>
+      </w:r>
+      <w:r>
+        <w:t xml:space="preserve">A symbol in a sentence should look like the same symbol in the display equation it refers to.</w:t>
+      </w:r>
+    </w:p>
+    <w:bookmarkStart w:id="24" w:name="exm-full-phrase"/>
+    <w:p>
+      <w:pPr>
+        <w:pStyle w:val="BodyText"/>
+      </w:pPr>
+      <w:r>
+        <w:rPr>
+          <w:b/>
+          <w:bCs/>
+        </w:rPr>
+        <w:t xml:space="preserve">Example 1 (Writing the full phrase and the argument)</w:t>
+      </w:r>
+      <w:r>
+        <w:t xml:space="preserve"> </w:t>
+      </w:r>
+      <w:r>
+        <w:t xml:space="preserve">The display equation is</w:t>
+      </w:r>
+      <w:r>
+        <w:t xml:space="preserve"> </w:t>
+      </w:r>
+      <w:r>
+        <w:t xml:space="preserve">$\Outvar = \truemeanf{\predvar} + \noise$</w:t>
+      </w:r>
+      <w:r>
+        <w:t xml:space="preserve">.</w:t>
+      </w:r>
+    </w:p>
+    <w:p>
+      <w:pPr>
+        <w:pStyle w:val="BlockText"/>
+      </w:pPr>
+      <w:r>
+        <w:t xml:space="preserve">❌ The outcome variable is the true mean function plus noise.</w:t>
+      </w:r>
+    </w:p>
+    <w:p>
+      <w:pPr>
+        <w:pStyle w:val="BlockText"/>
+      </w:pPr>
+      <w:r>
+        <w:t xml:space="preserve">✅ The outcome variable is the true mean function of the outcome variable given the input value</w:t>
+      </w:r>
+      <w:r>
+        <w:t xml:space="preserve"> </w:t>
+      </w:r>
+      <w:r>
+        <w:t xml:space="preserve">$\predvar$</w:t>
+      </w:r>
+      <w:r>
+        <w:t xml:space="preserve">, namely</w:t>
+      </w:r>
+      <w:r>
+        <w:t xml:space="preserve"> </w:t>
+      </w:r>
+      <w:r>
+        <w:t xml:space="preserve">$\truemeanf{\predvar}$</w:t>
+      </w:r>
+      <w:r>
+        <w:t xml:space="preserve">, plus noise.</w:t>
+      </w:r>
+    </w:p>
+    <w:bookmarkEnd w:id="24"/>
+    <w:bookmarkEnd w:id="25"/>
+    <w:bookmarkStart w:id="27" w:name="choose-each-preposition-on-purpose"/>
+    <w:p>
+      <w:pPr>
+        <w:pStyle w:val="Heading2"/>
+      </w:pPr>
+      <w:del w:id="45" w:author="PR Preview" w:date="2026-01-01T00:00:00Z">
+        <w:r>
+          <w:delText xml:space="preserve">5 Choose each preposition on purpose</w:delText>
+        </w:r>
+      </w:del>
+    </w:p>
+    <w:p>
+      <w:pPr>
+        <w:pStyle w:val="Heading2"/>
+      </w:pPr>
+      <w:ins w:id="46" w:author="PR Preview" w:date="2026-01-01T00:00:00Z">
+        <w:r>
+          <w:t xml:space="preserve">6 Choose each preposition on purpose</w:t>
         </w:r>
       </w:ins>
     </w:p>
@@ -1874,7 +2038,7 @@
         <w:t xml:space="preserve">If you cannot answer in one phrase, replace it with a verb that names the relationship.</w:t>
       </w:r>
     </w:p>
-    <w:bookmarkStart w:id="24" w:name="exm-prepositions"/>
+    <w:bookmarkStart w:id="26" w:name="exm-prepositions"/>
     <w:p>
       <w:pPr>
         <w:pStyle w:val="BodyText"/>
@@ -1884,7 +2048,7 @@
           <w:b/>
           <w:bCs/>
         </w:rPr>
-        <w:t xml:space="preserve">Example 1 (Naming the relationship)</w:t>
+        <w:t xml:space="preserve">Example 2 (Naming the relationship)</w:t>
       </w:r>
       <w:r>
         <w:t xml:space="preserve"> </w:t>
@@ -2017,7 +2181,7 @@
         <w:t xml:space="preserve">the training set is the source of the estimates.</w:t>
       </w:r>
     </w:p>
-    <w:bookmarkEnd w:id="24"/>
+    <w:bookmarkEnd w:id="26"/>
     <w:p>
       <w:pPr>
         <w:pStyle w:val="BodyText"/>
@@ -2064,15 +2228,15 @@
         <w:t xml:space="preserve">for the agent of a passive verb.</w:t>
       </w:r>
     </w:p>
-    <w:bookmarkEnd w:id="25"/>
-    <w:bookmarkStart w:id="28" w:name="minimize-unnecessary-jargon"/>
+    <w:bookmarkEnd w:id="27"/>
+    <w:bookmarkStart w:id="30" w:name="minimize-unnecessary-jargon"/>
     <w:p>
       <w:pPr>
         <w:pStyle w:val="Heading2"/>
       </w:pPr>
-      <w:del w:id="45" w:author="PR Preview" w:date="2026-01-01T00:00:00Z">
-        <w:r>
-          <w:delText xml:space="preserve">5 Minimize unnecessary jargon</w:delText>
+      <w:del w:id="47" w:author="PR Preview" w:date="2026-01-01T00:00:00Z">
+        <w:r>
+          <w:delText xml:space="preserve">6 Minimize unnecessary jargon</w:delText>
         </w:r>
       </w:del>
     </w:p>
@@ -2080,9 +2244,9 @@
       <w:pPr>
         <w:pStyle w:val="Heading2"/>
       </w:pPr>
-      <w:ins w:id="46" w:author="PR Preview" w:date="2026-01-01T00:00:00Z">
-        <w:r>
-          <w:t xml:space="preserve">6 Minimize unnecessary jargon</w:t>
+      <w:ins w:id="48" w:author="PR Preview" w:date="2026-01-01T00:00:00Z">
+        <w:r>
+          <w:t xml:space="preserve">7 Minimize unnecessary jargon</w:t>
         </w:r>
       </w:ins>
     </w:p>
@@ -2188,7 +2352,7 @@
       <w:r>
         <w:t xml:space="preserve"> </w:t>
       </w:r>
-      <w:hyperlink r:id="rId26">
+      <w:hyperlink r:id="rId28">
         <w:r>
           <w:rPr>
             <w:rStyle w:val="Hyperlink"/>
@@ -2200,7 +2364,7 @@
         <w:t xml:space="preserve">).</w:t>
       </w:r>
     </w:p>
-    <w:bookmarkStart w:id="27" w:name="exm-jargon"/>
+    <w:bookmarkStart w:id="29" w:name="exm-jargon"/>
     <w:p>
       <w:pPr>
         <w:pStyle w:val="BodyText"/>
@@ -2210,7 +2374,7 @@
           <w:b/>
           <w:bCs/>
         </w:rPr>
-        <w:t xml:space="preserve">Example 2 (Replacing unnecessary jargon)</w:t>
+        <w:t xml:space="preserve">Example 3 (Replacing unnecessary jargon)</w:t>
       </w:r>
       <w:r>
         <w:t xml:space="preserve"> </w:t>
@@ -2249,7 +2413,7 @@
         <w:t xml:space="preserve">and it states what was actually done.</w:t>
       </w:r>
     </w:p>
-    <w:bookmarkEnd w:id="27"/>
+    <w:bookmarkEnd w:id="29"/>
     <w:p>
       <w:pPr>
         <w:pStyle w:val="BodyText"/>
@@ -2288,7 +2452,7 @@
         <w:t xml:space="preserve">define it clearly at first use.</w:t>
       </w:r>
     </w:p>
-    <w:bookmarkEnd w:id="28"/>
+    <w:bookmarkEnd w:id="30"/>
     <w:sectPr>
       <w:footnotePr>
         <w:numRestart w:val="eachSect"/>
